--- a/Important Info.docx
+++ b/Important Info.docx
@@ -2,7 +2,1273 @@
 <file path=word/document.xml><?xml version="1.0" encoding="utf-8"?>
 <w:document xmlns:wpc="http://schemas.microsoft.com/office/word/2010/wordprocessingCanvas" xmlns:cx="http://schemas.microsoft.com/office/drawing/2014/chartex" xmlns:cx1="http://schemas.microsoft.com/office/drawing/2015/9/8/chartex" xmlns:cx2="http://schemas.microsoft.com/office/drawing/2015/10/21/chartex" xmlns:cx3="http://schemas.microsoft.com/office/drawing/2016/5/9/chartex" xmlns:cx4="http://schemas.microsoft.com/office/drawing/2016/5/10/chartex" xmlns:cx5="http://schemas.microsoft.com/office/drawing/2016/5/11/chartex" xmlns:cx6="http://schemas.microsoft.com/office/drawing/2016/5/12/chartex" xmlns:cx7="http://schemas.microsoft.com/office/drawing/2016/5/13/chartex" xmlns:cx8="http://schemas.microsoft.com/office/drawing/2016/5/14/chartex" xmlns:mc="http://schemas.openxmlformats.org/markup-compatibility/2006" xmlns:aink="http://schemas.microsoft.com/office/drawing/2016/ink" xmlns:am3d="http://schemas.microsoft.com/office/drawing/2017/model3d" xmlns:o="urn:schemas-microsoft-com:office:office" xmlns:oel="http://schemas.microsoft.com/office/2019/extlst" xmlns:r="http://schemas.openxmlformats.org/officeDocument/2006/relationships" xmlns:m="http://schemas.openxmlformats.org/officeDocument/2006/math" xmlns:v="urn:schemas-microsoft-com:vml" xmlns:wp14="http://schemas.microsoft.com/office/word/2010/wordprocessingDrawing" xmlns:wp="http://schemas.openxmlformats.org/drawingml/2006/wordprocessingDrawing" xmlns:w10="urn:schemas-microsoft-com:office:word" xmlns:w="http://schemas.openxmlformats.org/wordprocessingml/2006/main" xmlns:w14="http://schemas.microsoft.com/office/word/2010/wordml" xmlns:w15="http://schemas.microsoft.com/office/word/2012/wordml" xmlns:w16cex="http://schemas.microsoft.com/office/word/2018/wordml/cex" xmlns:w16cid="http://schemas.microsoft.com/office/word/2016/wordml/cid" xmlns:w16="http://schemas.microsoft.com/office/word/2018/wordml" xmlns:w16du="http://schemas.microsoft.com/office/word/2023/wordml/word16du" xmlns:w16sdtdh="http://schemas.microsoft.com/office/word/2020/wordml/sdtdatahash" xmlns:w16sdtfl="http://schemas.microsoft.com/office/word/2024/wordml/sdtformatlock" xmlns:w16se="http://schemas.microsoft.com/office/word/2015/wordml/symex" xmlns:wpg="http://schemas.microsoft.com/office/word/2010/wordprocessingGroup" xmlns:wpi="http://schemas.microsoft.com/office/word/2010/wordprocessingInk" xmlns:wne="http://schemas.microsoft.com/office/word/2006/wordml" xmlns:wps="http://schemas.microsoft.com/office/word/2010/wordprocessingShape" mc:Ignorable="w14 w15 w16se w16cid w16 w16cex w16sdtdh w16sdtfl w16du wp14">
   <w:body>
-    <w:p/>
+    <w:p>
+      <w:pPr>
+        <w:rPr>
+          <w:sz w:val="36"/>
+          <w:szCs w:val="36"/>
+        </w:rPr>
+      </w:pPr>
+      <w:r>
+        <w:rPr>
+          <w:sz w:val="36"/>
+          <w:szCs w:val="36"/>
+        </w:rPr>
+        <w:t xml:space="preserve">It seems that the temperature has been recorded in KELVIN. As the mean temperature of 281.2 does not belong to either of the traditional scales. </w:t>
+      </w:r>
+    </w:p>
+    <w:p>
+      <w:pPr>
+        <w:rPr>
+          <w:sz w:val="36"/>
+          <w:szCs w:val="36"/>
+        </w:rPr>
+      </w:pPr>
+      <w:r>
+        <w:rPr>
+          <w:sz w:val="36"/>
+          <w:szCs w:val="36"/>
+        </w:rPr>
+        <w:t xml:space="preserve">The lowest recorded temperature is 0 kelvin which is impossible, and so </w:t>
+      </w:r>
+      <w:r>
+        <w:rPr>
+          <w:i/>
+          <w:iCs/>
+          <w:sz w:val="36"/>
+          <w:szCs w:val="36"/>
+        </w:rPr>
+        <w:t>likely</w:t>
+      </w:r>
+      <w:r>
+        <w:rPr>
+          <w:sz w:val="36"/>
+          <w:szCs w:val="36"/>
+        </w:rPr>
+        <w:t xml:space="preserve"> an error. The lowest recorded temperature </w:t>
+      </w:r>
+      <w:r>
+        <w:rPr>
+          <w:b/>
+          <w:bCs/>
+          <w:sz w:val="36"/>
+          <w:szCs w:val="36"/>
+        </w:rPr>
+        <w:t xml:space="preserve">was </w:t>
+      </w:r>
+      <w:proofErr w:type="gramStart"/>
+      <w:r>
+        <w:rPr>
+          <w:b/>
+          <w:bCs/>
+          <w:sz w:val="36"/>
+          <w:szCs w:val="36"/>
+        </w:rPr>
+        <w:t>-60 degree</w:t>
+      </w:r>
+      <w:proofErr w:type="gramEnd"/>
+      <w:r>
+        <w:rPr>
+          <w:b/>
+          <w:bCs/>
+          <w:sz w:val="36"/>
+          <w:szCs w:val="36"/>
+        </w:rPr>
+        <w:t xml:space="preserve"> Fahrenheit (-51.1 </w:t>
+      </w:r>
+      <w:proofErr w:type="spellStart"/>
+      <w:r>
+        <w:rPr>
+          <w:b/>
+          <w:bCs/>
+          <w:sz w:val="36"/>
+          <w:szCs w:val="36"/>
+        </w:rPr>
+        <w:t>celsius</w:t>
+      </w:r>
+      <w:proofErr w:type="spellEnd"/>
+      <w:r>
+        <w:rPr>
+          <w:b/>
+          <w:bCs/>
+          <w:sz w:val="36"/>
+          <w:szCs w:val="36"/>
+        </w:rPr>
+        <w:t>) in Minnesota.</w:t>
+      </w:r>
+    </w:p>
+    <w:p>
+      <w:pPr>
+        <w:rPr>
+          <w:sz w:val="36"/>
+          <w:szCs w:val="36"/>
+        </w:rPr>
+      </w:pPr>
+      <w:r>
+        <w:rPr>
+          <w:sz w:val="36"/>
+          <w:szCs w:val="36"/>
+        </w:rPr>
+        <w:t xml:space="preserve">As such we will </w:t>
+      </w:r>
+      <w:r>
+        <w:rPr>
+          <w:b/>
+          <w:bCs/>
+          <w:sz w:val="36"/>
+          <w:szCs w:val="36"/>
+        </w:rPr>
+        <w:t>discard</w:t>
+      </w:r>
+      <w:r>
+        <w:rPr>
+          <w:sz w:val="36"/>
+          <w:szCs w:val="36"/>
+        </w:rPr>
+        <w:t xml:space="preserve"> all the </w:t>
+      </w:r>
+      <w:proofErr w:type="gramStart"/>
+      <w:r>
+        <w:rPr>
+          <w:b/>
+          <w:bCs/>
+          <w:sz w:val="36"/>
+          <w:szCs w:val="36"/>
+        </w:rPr>
+        <w:t xml:space="preserve">= </w:t>
+      </w:r>
+      <w:r>
+        <w:rPr>
+          <w:sz w:val="36"/>
+          <w:szCs w:val="36"/>
+        </w:rPr>
+        <w:t xml:space="preserve"> which</w:t>
+      </w:r>
+      <w:proofErr w:type="gramEnd"/>
+      <w:r>
+        <w:rPr>
+          <w:sz w:val="36"/>
+          <w:szCs w:val="36"/>
+        </w:rPr>
+        <w:t xml:space="preserve"> have temperature below 220 </w:t>
+      </w:r>
+      <w:proofErr w:type="gramStart"/>
+      <w:r>
+        <w:rPr>
+          <w:sz w:val="36"/>
+          <w:szCs w:val="36"/>
+        </w:rPr>
+        <w:t>kelvin</w:t>
+      </w:r>
+      <w:proofErr w:type="gramEnd"/>
+      <w:r>
+        <w:rPr>
+          <w:sz w:val="36"/>
+          <w:szCs w:val="36"/>
+        </w:rPr>
+        <w:t xml:space="preserve">. </w:t>
+      </w:r>
+    </w:p>
+    <w:p>
+      <w:pPr>
+        <w:rPr>
+          <w:i/>
+          <w:iCs/>
+          <w:sz w:val="36"/>
+          <w:szCs w:val="36"/>
+        </w:rPr>
+      </w:pPr>
+      <w:r>
+        <w:rPr>
+          <w:i/>
+          <w:iCs/>
+          <w:sz w:val="36"/>
+          <w:szCs w:val="36"/>
+        </w:rPr>
+        <w:t xml:space="preserve">Before performing any operation, I want to make sure I have backup. However, I have the option to do rollback by using my </w:t>
+      </w:r>
+      <w:proofErr w:type="spellStart"/>
+      <w:r>
+        <w:rPr>
+          <w:i/>
+          <w:iCs/>
+          <w:sz w:val="36"/>
+          <w:szCs w:val="36"/>
+        </w:rPr>
+        <w:t>Github</w:t>
+      </w:r>
+      <w:proofErr w:type="spellEnd"/>
+      <w:r>
+        <w:rPr>
+          <w:i/>
+          <w:iCs/>
+          <w:sz w:val="36"/>
+          <w:szCs w:val="36"/>
+        </w:rPr>
+        <w:t xml:space="preserve"> as such we will only commit after every change instead of manually doing backups.</w:t>
+      </w:r>
+    </w:p>
+    <w:p>
+      <w:pPr>
+        <w:rPr>
+          <w:sz w:val="36"/>
+          <w:szCs w:val="36"/>
+        </w:rPr>
+      </w:pPr>
+      <w:r>
+        <w:rPr>
+          <w:sz w:val="36"/>
+          <w:szCs w:val="36"/>
+        </w:rPr>
+        <w:t>After this operation, the lowest temperature is 243.3900</w:t>
+      </w:r>
+    </w:p>
+    <w:p>
+      <w:pPr>
+        <w:rPr>
+          <w:sz w:val="36"/>
+          <w:szCs w:val="36"/>
+        </w:rPr>
+      </w:pPr>
+      <w:r>
+        <w:rPr>
+          <w:sz w:val="36"/>
+          <w:szCs w:val="36"/>
+        </w:rPr>
+        <w:t xml:space="preserve">Since rain, snow, and clouds can be 0.000 which does make logical sense I will not </w:t>
+      </w:r>
+      <w:proofErr w:type="gramStart"/>
+      <w:r>
+        <w:rPr>
+          <w:sz w:val="36"/>
+          <w:szCs w:val="36"/>
+        </w:rPr>
+        <w:t>do</w:t>
+      </w:r>
+      <w:proofErr w:type="gramEnd"/>
+      <w:r>
+        <w:rPr>
+          <w:sz w:val="36"/>
+          <w:szCs w:val="36"/>
+        </w:rPr>
+        <w:t xml:space="preserve"> any changes to them. </w:t>
+      </w:r>
+    </w:p>
+    <w:p>
+      <w:pPr>
+        <w:rPr>
+          <w:sz w:val="36"/>
+          <w:szCs w:val="36"/>
+        </w:rPr>
+      </w:pPr>
+      <w:r>
+        <w:rPr>
+          <w:sz w:val="36"/>
+          <w:szCs w:val="36"/>
+        </w:rPr>
+        <w:t xml:space="preserve">Moving towards the maximum values, the rain on 1 hour has a maximum value of 9831 mm which does not make sense. The maximum rain that occurred in </w:t>
+      </w:r>
+      <w:r>
+        <w:rPr>
+          <w:sz w:val="36"/>
+          <w:szCs w:val="36"/>
+        </w:rPr>
+        <w:t xml:space="preserve">24-hours in </w:t>
+      </w:r>
+      <w:r>
+        <w:rPr>
+          <w:sz w:val="36"/>
+          <w:szCs w:val="36"/>
+        </w:rPr>
+        <w:t xml:space="preserve">Minnesota in history was 384 mm, in </w:t>
+      </w:r>
+      <w:proofErr w:type="spellStart"/>
+      <w:r>
+        <w:rPr>
+          <w:sz w:val="36"/>
+          <w:szCs w:val="36"/>
+        </w:rPr>
+        <w:t>Hokah</w:t>
+      </w:r>
+      <w:proofErr w:type="spellEnd"/>
+      <w:r>
+        <w:rPr>
+          <w:sz w:val="36"/>
+          <w:szCs w:val="36"/>
+        </w:rPr>
+        <w:t xml:space="preserve"> on August 18-19, 2007.</w:t>
+      </w:r>
+    </w:p>
+    <w:p>
+      <w:pPr>
+        <w:rPr>
+          <w:sz w:val="36"/>
+          <w:szCs w:val="36"/>
+        </w:rPr>
+      </w:pPr>
+      <w:r>
+        <w:rPr>
+          <w:sz w:val="36"/>
+          <w:szCs w:val="36"/>
+        </w:rPr>
+        <w:t>I will now perform an operation to fix this issue. Similarly to what we did with temps we will remove all values above 380 mm.</w:t>
+      </w:r>
+    </w:p>
+    <w:p>
+      <w:pPr>
+        <w:rPr>
+          <w:sz w:val="36"/>
+          <w:szCs w:val="36"/>
+        </w:rPr>
+      </w:pPr>
+      <w:r>
+        <w:rPr>
+          <w:noProof/>
+          <w:sz w:val="36"/>
+          <w:szCs w:val="36"/>
+        </w:rPr>
+        <w:lastRenderedPageBreak/>
+        <w:drawing>
+          <wp:inline distT="0" distB="0" distL="0" distR="0" wp14:anchorId="0D31400F" wp14:editId="7549E496">
+            <wp:extent cx="5943600" cy="2007235"/>
+            <wp:effectExtent l="0" t="0" r="0" b="0"/>
+            <wp:docPr id="1905963510" name="Picture 1"/>
+            <wp:cNvGraphicFramePr>
+              <a:graphicFrameLocks xmlns:a="http://schemas.openxmlformats.org/drawingml/2006/main" noChangeAspect="1"/>
+            </wp:cNvGraphicFramePr>
+            <a:graphic xmlns:a="http://schemas.openxmlformats.org/drawingml/2006/main">
+              <a:graphicData uri="http://schemas.openxmlformats.org/drawingml/2006/picture">
+                <pic:pic xmlns:pic="http://schemas.openxmlformats.org/drawingml/2006/picture">
+                  <pic:nvPicPr>
+                    <pic:cNvPr id="1905963510" name=""/>
+                    <pic:cNvPicPr/>
+                  </pic:nvPicPr>
+                  <pic:blipFill>
+                    <a:blip r:embed="rId5"/>
+                    <a:stretch>
+                      <a:fillRect/>
+                    </a:stretch>
+                  </pic:blipFill>
+                  <pic:spPr>
+                    <a:xfrm>
+                      <a:off x="0" y="0"/>
+                      <a:ext cx="5943600" cy="2007235"/>
+                    </a:xfrm>
+                    <a:prstGeom prst="rect">
+                      <a:avLst/>
+                    </a:prstGeom>
+                  </pic:spPr>
+                </pic:pic>
+              </a:graphicData>
+            </a:graphic>
+          </wp:inline>
+        </w:drawing>
+      </w:r>
+    </w:p>
+    <w:p>
+      <w:pPr>
+        <w:rPr>
+          <w:sz w:val="36"/>
+          <w:szCs w:val="36"/>
+        </w:rPr>
+      </w:pPr>
+    </w:p>
+    <w:p>
+      <w:pPr>
+        <w:rPr>
+          <w:sz w:val="28"/>
+          <w:szCs w:val="28"/>
+        </w:rPr>
+      </w:pPr>
+      <w:r>
+        <w:rPr>
+          <w:sz w:val="28"/>
+          <w:szCs w:val="28"/>
+        </w:rPr>
+        <w:t>Note: I am using the terminal python3 as it is easier to modify the file instead of manually typing it in an IDE and then clicking save and run.</w:t>
+      </w:r>
+    </w:p>
+    <w:p>
+      <w:pPr>
+        <w:rPr>
+          <w:sz w:val="36"/>
+          <w:szCs w:val="36"/>
+        </w:rPr>
+      </w:pPr>
+      <w:r>
+        <w:rPr>
+          <w:sz w:val="36"/>
+          <w:szCs w:val="36"/>
+        </w:rPr>
+        <w:t xml:space="preserve">The max rain issue has now been fixed. The maximum </w:t>
+      </w:r>
+      <w:proofErr w:type="gramStart"/>
+      <w:r>
+        <w:rPr>
+          <w:sz w:val="36"/>
+          <w:szCs w:val="36"/>
+        </w:rPr>
+        <w:t>snow in mm</w:t>
+      </w:r>
+      <w:proofErr w:type="gramEnd"/>
+      <w:r>
+        <w:rPr>
+          <w:sz w:val="36"/>
+          <w:szCs w:val="36"/>
+        </w:rPr>
+        <w:t xml:space="preserve"> in Minnesota was much higher than 0.51. I will have to investigate what the data is describing for snow. As such I will use the </w:t>
+      </w:r>
+      <w:proofErr w:type="gramStart"/>
+      <w:r>
+        <w:rPr>
+          <w:sz w:val="36"/>
+          <w:szCs w:val="36"/>
+        </w:rPr>
+        <w:t xml:space="preserve">command </w:t>
+      </w:r>
+      <w:r>
+        <w:rPr>
+          <w:sz w:val="36"/>
+          <w:szCs w:val="36"/>
+        </w:rPr>
+        <w:t xml:space="preserve"> print</w:t>
+      </w:r>
+      <w:proofErr w:type="gramEnd"/>
+      <w:r>
+        <w:rPr>
+          <w:sz w:val="36"/>
+          <w:szCs w:val="36"/>
+        </w:rPr>
+        <w:t>((</w:t>
+      </w:r>
+      <w:proofErr w:type="spellStart"/>
+      <w:r>
+        <w:rPr>
+          <w:sz w:val="36"/>
+          <w:szCs w:val="36"/>
+        </w:rPr>
+        <w:t>df</w:t>
+      </w:r>
+      <w:proofErr w:type="spellEnd"/>
+      <w:r>
+        <w:rPr>
+          <w:sz w:val="36"/>
+          <w:szCs w:val="36"/>
+        </w:rPr>
+        <w:t>[</w:t>
+      </w:r>
+      <w:proofErr w:type="spellStart"/>
+      <w:r>
+        <w:rPr>
+          <w:sz w:val="36"/>
+          <w:szCs w:val="36"/>
+        </w:rPr>
+        <w:t>df</w:t>
+      </w:r>
+      <w:proofErr w:type="spellEnd"/>
+      <w:r>
+        <w:rPr>
+          <w:sz w:val="36"/>
+          <w:szCs w:val="36"/>
+        </w:rPr>
+        <w:t>['snow_1</w:t>
+      </w:r>
+      <w:proofErr w:type="gramStart"/>
+      <w:r>
+        <w:rPr>
+          <w:sz w:val="36"/>
+          <w:szCs w:val="36"/>
+        </w:rPr>
+        <w:t>h']</w:t>
+      </w:r>
+      <w:proofErr w:type="gramEnd"/>
+      <w:r>
+        <w:rPr>
+          <w:sz w:val="36"/>
+          <w:szCs w:val="36"/>
+        </w:rPr>
+        <w:t>&gt; 0.001</w:t>
+      </w:r>
+      <w:proofErr w:type="gramStart"/>
+      <w:r>
+        <w:rPr>
+          <w:sz w:val="36"/>
+          <w:szCs w:val="36"/>
+        </w:rPr>
+        <w:t>].head</w:t>
+      </w:r>
+      <w:proofErr w:type="gramEnd"/>
+      <w:r>
+        <w:rPr>
+          <w:sz w:val="36"/>
+          <w:szCs w:val="36"/>
+        </w:rPr>
+        <w:t>(10)</w:t>
+      </w:r>
+      <w:proofErr w:type="gramStart"/>
+      <w:r>
+        <w:rPr>
+          <w:sz w:val="36"/>
+          <w:szCs w:val="36"/>
+        </w:rPr>
+        <w:t>).</w:t>
+      </w:r>
+      <w:proofErr w:type="spellStart"/>
+      <w:r>
+        <w:rPr>
+          <w:sz w:val="36"/>
+          <w:szCs w:val="36"/>
+        </w:rPr>
+        <w:t>sort</w:t>
+      </w:r>
+      <w:proofErr w:type="gramEnd"/>
+      <w:r>
+        <w:rPr>
+          <w:sz w:val="36"/>
+          <w:szCs w:val="36"/>
+        </w:rPr>
+        <w:t>_values</w:t>
+      </w:r>
+      <w:proofErr w:type="spellEnd"/>
+      <w:r>
+        <w:rPr>
+          <w:sz w:val="36"/>
+          <w:szCs w:val="36"/>
+        </w:rPr>
+        <w:t>(by='snow_1h'))</w:t>
+      </w:r>
+    </w:p>
+    <w:p>
+      <w:pPr>
+        <w:rPr>
+          <w:sz w:val="36"/>
+          <w:szCs w:val="36"/>
+        </w:rPr>
+      </w:pPr>
+    </w:p>
+    <w:p>
+      <w:pPr>
+        <w:rPr>
+          <w:sz w:val="36"/>
+          <w:szCs w:val="36"/>
+        </w:rPr>
+      </w:pPr>
+      <w:r>
+        <w:rPr>
+          <w:sz w:val="36"/>
+          <w:szCs w:val="36"/>
+        </w:rPr>
+        <w:t xml:space="preserve">It seems that there are 63 days where there are days with snow, and I have also found out that some days have rain/snow/mist and are 3 rows for the same time/day which is not good. </w:t>
+      </w:r>
+    </w:p>
+    <w:p>
+      <w:pPr>
+        <w:rPr>
+          <w:sz w:val="36"/>
+          <w:szCs w:val="36"/>
+        </w:rPr>
+      </w:pPr>
+      <w:r>
+        <w:rPr>
+          <w:noProof/>
+          <w:sz w:val="36"/>
+          <w:szCs w:val="36"/>
+        </w:rPr>
+        <w:drawing>
+          <wp:inline distT="0" distB="0" distL="0" distR="0" wp14:anchorId="695E6E2A" wp14:editId="1C2B358E">
+            <wp:extent cx="5943600" cy="1282065"/>
+            <wp:effectExtent l="0" t="0" r="0" b="0"/>
+            <wp:docPr id="1389263642" name="Picture 1"/>
+            <wp:cNvGraphicFramePr>
+              <a:graphicFrameLocks xmlns:a="http://schemas.openxmlformats.org/drawingml/2006/main" noChangeAspect="1"/>
+            </wp:cNvGraphicFramePr>
+            <a:graphic xmlns:a="http://schemas.openxmlformats.org/drawingml/2006/main">
+              <a:graphicData uri="http://schemas.openxmlformats.org/drawingml/2006/picture">
+                <pic:pic xmlns:pic="http://schemas.openxmlformats.org/drawingml/2006/picture">
+                  <pic:nvPicPr>
+                    <pic:cNvPr id="1389263642" name=""/>
+                    <pic:cNvPicPr/>
+                  </pic:nvPicPr>
+                  <pic:blipFill>
+                    <a:blip r:embed="rId6"/>
+                    <a:stretch>
+                      <a:fillRect/>
+                    </a:stretch>
+                  </pic:blipFill>
+                  <pic:spPr>
+                    <a:xfrm>
+                      <a:off x="0" y="0"/>
+                      <a:ext cx="5943600" cy="1282065"/>
+                    </a:xfrm>
+                    <a:prstGeom prst="rect">
+                      <a:avLst/>
+                    </a:prstGeom>
+                  </pic:spPr>
+                </pic:pic>
+              </a:graphicData>
+            </a:graphic>
+          </wp:inline>
+        </w:drawing>
+      </w:r>
+    </w:p>
+    <w:p>
+      <w:pPr>
+        <w:rPr>
+          <w:sz w:val="36"/>
+          <w:szCs w:val="36"/>
+        </w:rPr>
+      </w:pPr>
+      <w:r>
+        <w:rPr>
+          <w:sz w:val="36"/>
+          <w:szCs w:val="36"/>
+        </w:rPr>
+        <w:lastRenderedPageBreak/>
+        <w:t>I used the command</w:t>
+      </w:r>
+    </w:p>
+    <w:p>
+      <w:pPr>
+        <w:rPr>
+          <w:sz w:val="36"/>
+          <w:szCs w:val="36"/>
+        </w:rPr>
+      </w:pPr>
+      <w:proofErr w:type="spellStart"/>
+      <w:r>
+        <w:rPr>
+          <w:sz w:val="36"/>
+          <w:szCs w:val="36"/>
+        </w:rPr>
+        <w:t>pd.set_</w:t>
+      </w:r>
+      <w:proofErr w:type="gramStart"/>
+      <w:r>
+        <w:rPr>
+          <w:sz w:val="36"/>
+          <w:szCs w:val="36"/>
+        </w:rPr>
+        <w:t>option</w:t>
+      </w:r>
+      <w:proofErr w:type="spellEnd"/>
+      <w:r>
+        <w:rPr>
+          <w:sz w:val="36"/>
+          <w:szCs w:val="36"/>
+        </w:rPr>
+        <w:t>(</w:t>
+      </w:r>
+      <w:proofErr w:type="gramEnd"/>
+      <w:r>
+        <w:rPr>
+          <w:sz w:val="36"/>
+          <w:szCs w:val="36"/>
+        </w:rPr>
+        <w:t>‘</w:t>
+      </w:r>
+      <w:proofErr w:type="spellStart"/>
+      <w:r>
+        <w:rPr>
+          <w:sz w:val="36"/>
+          <w:szCs w:val="36"/>
+        </w:rPr>
+        <w:t>display.max_rows</w:t>
+      </w:r>
+      <w:proofErr w:type="spellEnd"/>
+      <w:r>
+        <w:rPr>
+          <w:sz w:val="36"/>
+          <w:szCs w:val="36"/>
+        </w:rPr>
+        <w:t>’, None)</w:t>
+      </w:r>
+    </w:p>
+    <w:p>
+      <w:pPr>
+        <w:rPr>
+          <w:sz w:val="36"/>
+          <w:szCs w:val="36"/>
+        </w:rPr>
+      </w:pPr>
+      <w:r>
+        <w:rPr>
+          <w:sz w:val="36"/>
+          <w:szCs w:val="36"/>
+        </w:rPr>
+        <w:t xml:space="preserve">and then printed. The data which was revealed shows that the snow data where is greater than 0.00 is only from 23-12-2015 to 06-01-2016. </w:t>
+      </w:r>
+    </w:p>
+    <w:p>
+      <w:pPr>
+        <w:rPr>
+          <w:sz w:val="36"/>
+          <w:szCs w:val="36"/>
+        </w:rPr>
+      </w:pPr>
+      <w:r>
+        <w:rPr>
+          <w:sz w:val="36"/>
+          <w:szCs w:val="36"/>
+        </w:rPr>
+        <w:t xml:space="preserve">I now double-checked using </w:t>
+      </w:r>
+      <w:r>
+        <w:rPr>
+          <w:sz w:val="36"/>
+          <w:szCs w:val="36"/>
+        </w:rPr>
+        <w:t xml:space="preserve">&gt;&gt;&gt; data = </w:t>
+      </w:r>
+      <w:proofErr w:type="spellStart"/>
+      <w:r>
+        <w:rPr>
+          <w:sz w:val="36"/>
+          <w:szCs w:val="36"/>
+        </w:rPr>
+        <w:t>df</w:t>
+      </w:r>
+      <w:proofErr w:type="spellEnd"/>
+      <w:r>
+        <w:rPr>
+          <w:sz w:val="36"/>
+          <w:szCs w:val="36"/>
+        </w:rPr>
+        <w:t>[</w:t>
+      </w:r>
+      <w:proofErr w:type="spellStart"/>
+      <w:r>
+        <w:rPr>
+          <w:sz w:val="36"/>
+          <w:szCs w:val="36"/>
+        </w:rPr>
+        <w:t>df</w:t>
+      </w:r>
+      <w:proofErr w:type="spellEnd"/>
+      <w:r>
+        <w:rPr>
+          <w:sz w:val="36"/>
+          <w:szCs w:val="36"/>
+        </w:rPr>
+        <w:t>['</w:t>
+      </w:r>
+      <w:proofErr w:type="spellStart"/>
+      <w:r>
+        <w:rPr>
+          <w:sz w:val="36"/>
+          <w:szCs w:val="36"/>
+        </w:rPr>
+        <w:t>weather_main</w:t>
+      </w:r>
+      <w:proofErr w:type="spellEnd"/>
+      <w:r>
+        <w:rPr>
+          <w:sz w:val="36"/>
+          <w:szCs w:val="36"/>
+        </w:rPr>
+        <w:t>'] == "Snow"]</w:t>
+      </w:r>
+      <w:r>
+        <w:rPr>
+          <w:sz w:val="36"/>
+          <w:szCs w:val="36"/>
+        </w:rPr>
+        <w:t xml:space="preserve"> and then print(data). However, it seems </w:t>
+      </w:r>
+      <w:proofErr w:type="gramStart"/>
+      <w:r>
+        <w:rPr>
+          <w:sz w:val="36"/>
+          <w:szCs w:val="36"/>
+        </w:rPr>
+        <w:t>like that</w:t>
+      </w:r>
+      <w:proofErr w:type="gramEnd"/>
+      <w:r>
+        <w:rPr>
+          <w:sz w:val="36"/>
+          <w:szCs w:val="36"/>
+        </w:rPr>
+        <w:t xml:space="preserve"> whenever the weather was </w:t>
+      </w:r>
+      <w:proofErr w:type="gramStart"/>
+      <w:r>
+        <w:rPr>
+          <w:sz w:val="36"/>
+          <w:szCs w:val="36"/>
+        </w:rPr>
+        <w:t>snow</w:t>
+      </w:r>
+      <w:proofErr w:type="gramEnd"/>
+      <w:r>
+        <w:rPr>
+          <w:sz w:val="36"/>
+          <w:szCs w:val="36"/>
+        </w:rPr>
+        <w:t xml:space="preserve"> the snow was </w:t>
+      </w:r>
+      <w:proofErr w:type="gramStart"/>
+      <w:r>
+        <w:rPr>
+          <w:sz w:val="36"/>
+          <w:szCs w:val="36"/>
+        </w:rPr>
+        <w:t>usually always</w:t>
+      </w:r>
+      <w:proofErr w:type="gramEnd"/>
+      <w:r>
+        <w:rPr>
+          <w:sz w:val="36"/>
+          <w:szCs w:val="36"/>
+        </w:rPr>
+        <w:t xml:space="preserve"> 0.00. Intrigued by this, I also checked the same for rain. Although there are some days which have 0.00 </w:t>
+      </w:r>
+      <w:proofErr w:type="gramStart"/>
+      <w:r>
+        <w:rPr>
+          <w:sz w:val="36"/>
+          <w:szCs w:val="36"/>
+        </w:rPr>
+        <w:t>rain mm</w:t>
+      </w:r>
+      <w:proofErr w:type="gramEnd"/>
+      <w:r>
+        <w:rPr>
+          <w:sz w:val="36"/>
+          <w:szCs w:val="36"/>
+        </w:rPr>
+        <w:t xml:space="preserve"> while the day’s </w:t>
+      </w:r>
+      <w:proofErr w:type="spellStart"/>
+      <w:r>
+        <w:rPr>
+          <w:sz w:val="36"/>
+          <w:szCs w:val="36"/>
+        </w:rPr>
+        <w:t>weather_main</w:t>
+      </w:r>
+      <w:proofErr w:type="spellEnd"/>
+      <w:r>
+        <w:rPr>
+          <w:sz w:val="36"/>
+          <w:szCs w:val="36"/>
+        </w:rPr>
+        <w:t xml:space="preserve"> being rain, </w:t>
+      </w:r>
+      <w:proofErr w:type="gramStart"/>
+      <w:r>
+        <w:rPr>
+          <w:sz w:val="36"/>
+          <w:szCs w:val="36"/>
+        </w:rPr>
+        <w:t>the majority of</w:t>
+      </w:r>
+      <w:proofErr w:type="gramEnd"/>
+      <w:r>
+        <w:rPr>
+          <w:sz w:val="36"/>
+          <w:szCs w:val="36"/>
+        </w:rPr>
+        <w:t xml:space="preserve"> the days with </w:t>
+      </w:r>
+      <w:proofErr w:type="spellStart"/>
+      <w:r>
+        <w:rPr>
+          <w:sz w:val="36"/>
+          <w:szCs w:val="36"/>
+        </w:rPr>
+        <w:t>weather_main</w:t>
+      </w:r>
+      <w:proofErr w:type="spellEnd"/>
+      <w:r>
+        <w:rPr>
+          <w:sz w:val="36"/>
+          <w:szCs w:val="36"/>
+        </w:rPr>
+        <w:t xml:space="preserve"> being rain did have some mm rain recorded into them. </w:t>
+      </w:r>
+    </w:p>
+    <w:p>
+      <w:pPr>
+        <w:rPr>
+          <w:sz w:val="36"/>
+          <w:szCs w:val="36"/>
+        </w:rPr>
+      </w:pPr>
+      <w:r>
+        <w:rPr>
+          <w:sz w:val="36"/>
+          <w:szCs w:val="36"/>
+        </w:rPr>
+        <w:t xml:space="preserve">Based upon my recent findings, I am excluding </w:t>
+      </w:r>
+      <w:r>
+        <w:rPr>
+          <w:sz w:val="36"/>
+          <w:szCs w:val="36"/>
+        </w:rPr>
+        <w:t xml:space="preserve">snow days </w:t>
+      </w:r>
+      <w:r>
+        <w:rPr>
+          <w:sz w:val="36"/>
+          <w:szCs w:val="36"/>
+        </w:rPr>
+        <w:t xml:space="preserve">from the model entirely. I am also excluding </w:t>
+      </w:r>
+      <w:r>
+        <w:rPr>
+          <w:sz w:val="36"/>
+          <w:szCs w:val="36"/>
+        </w:rPr>
+        <w:t xml:space="preserve">days which have </w:t>
+      </w:r>
+      <w:proofErr w:type="spellStart"/>
+      <w:r>
+        <w:rPr>
+          <w:sz w:val="36"/>
+          <w:szCs w:val="36"/>
+        </w:rPr>
+        <w:t>weather_main</w:t>
+      </w:r>
+      <w:proofErr w:type="spellEnd"/>
+      <w:r>
+        <w:rPr>
+          <w:sz w:val="36"/>
+          <w:szCs w:val="36"/>
+        </w:rPr>
+        <w:t xml:space="preserve"> = rain but have no rain recorded.</w:t>
+      </w:r>
+    </w:p>
+    <w:p>
+      <w:pPr>
+        <w:rPr>
+          <w:sz w:val="36"/>
+          <w:szCs w:val="36"/>
+        </w:rPr>
+      </w:pPr>
+      <w:r>
+        <w:rPr>
+          <w:sz w:val="36"/>
+          <w:szCs w:val="36"/>
+        </w:rPr>
+        <w:t>Commands used:</w:t>
+      </w:r>
+      <w:r>
+        <w:rPr>
+          <w:sz w:val="36"/>
+          <w:szCs w:val="36"/>
+        </w:rPr>
+        <w:br/>
+      </w:r>
+      <w:r>
+        <w:rPr>
+          <w:sz w:val="36"/>
+          <w:szCs w:val="36"/>
+        </w:rPr>
+        <w:t>&gt;&gt;</w:t>
+      </w:r>
+      <w:r>
+        <w:t xml:space="preserve"> </w:t>
+      </w:r>
+      <w:r>
+        <w:rPr>
+          <w:sz w:val="36"/>
+          <w:szCs w:val="36"/>
+        </w:rPr>
+        <w:t xml:space="preserve">&gt;&gt;&gt; </w:t>
+      </w:r>
+      <w:proofErr w:type="spellStart"/>
+      <w:proofErr w:type="gramStart"/>
+      <w:r>
+        <w:rPr>
+          <w:sz w:val="36"/>
+          <w:szCs w:val="36"/>
+        </w:rPr>
+        <w:t>df.drop</w:t>
+      </w:r>
+      <w:proofErr w:type="spellEnd"/>
+      <w:proofErr w:type="gramEnd"/>
+      <w:r>
+        <w:rPr>
+          <w:sz w:val="36"/>
+          <w:szCs w:val="36"/>
+        </w:rPr>
+        <w:t>(</w:t>
+      </w:r>
+      <w:proofErr w:type="spellStart"/>
+      <w:proofErr w:type="gramStart"/>
+      <w:r>
+        <w:rPr>
+          <w:sz w:val="36"/>
+          <w:szCs w:val="36"/>
+        </w:rPr>
+        <w:t>df</w:t>
+      </w:r>
+      <w:proofErr w:type="spellEnd"/>
+      <w:r>
+        <w:rPr>
+          <w:sz w:val="36"/>
+          <w:szCs w:val="36"/>
+        </w:rPr>
+        <w:t>[</w:t>
+      </w:r>
+      <w:proofErr w:type="spellStart"/>
+      <w:r>
+        <w:rPr>
+          <w:sz w:val="36"/>
+          <w:szCs w:val="36"/>
+        </w:rPr>
+        <w:t>df.weather</w:t>
+      </w:r>
+      <w:proofErr w:type="gramEnd"/>
+      <w:r>
+        <w:rPr>
+          <w:sz w:val="36"/>
+          <w:szCs w:val="36"/>
+        </w:rPr>
+        <w:t>_main</w:t>
+      </w:r>
+      <w:proofErr w:type="spellEnd"/>
+      <w:r>
+        <w:rPr>
+          <w:sz w:val="36"/>
+          <w:szCs w:val="36"/>
+        </w:rPr>
+        <w:t xml:space="preserve"> == "Snow"</w:t>
+      </w:r>
+      <w:proofErr w:type="gramStart"/>
+      <w:r>
+        <w:rPr>
+          <w:sz w:val="36"/>
+          <w:szCs w:val="36"/>
+        </w:rPr>
+        <w:t>].index</w:t>
+      </w:r>
+      <w:proofErr w:type="gramEnd"/>
+      <w:r>
+        <w:rPr>
+          <w:sz w:val="36"/>
+          <w:szCs w:val="36"/>
+        </w:rPr>
+        <w:t xml:space="preserve">, </w:t>
+      </w:r>
+      <w:proofErr w:type="spellStart"/>
+      <w:r>
+        <w:rPr>
+          <w:sz w:val="36"/>
+          <w:szCs w:val="36"/>
+        </w:rPr>
+        <w:t>inplace</w:t>
+      </w:r>
+      <w:proofErr w:type="spellEnd"/>
+      <w:r>
+        <w:rPr>
+          <w:sz w:val="36"/>
+          <w:szCs w:val="36"/>
+        </w:rPr>
+        <w:t>=True)</w:t>
+      </w:r>
+    </w:p>
+    <w:p>
+      <w:pPr>
+        <w:rPr>
+          <w:sz w:val="36"/>
+          <w:szCs w:val="36"/>
+        </w:rPr>
+      </w:pPr>
+      <w:proofErr w:type="spellStart"/>
+      <w:r>
+        <w:rPr>
+          <w:sz w:val="36"/>
+          <w:szCs w:val="36"/>
+        </w:rPr>
+        <w:t>df</w:t>
+      </w:r>
+      <w:proofErr w:type="spellEnd"/>
+      <w:r>
+        <w:rPr>
+          <w:sz w:val="36"/>
+          <w:szCs w:val="36"/>
+        </w:rPr>
+        <w:t xml:space="preserve"> = </w:t>
+      </w:r>
+      <w:proofErr w:type="spellStart"/>
+      <w:r>
+        <w:rPr>
+          <w:sz w:val="36"/>
+          <w:szCs w:val="36"/>
+        </w:rPr>
+        <w:t>df.loc</w:t>
+      </w:r>
+      <w:proofErr w:type="spellEnd"/>
+      <w:r>
+        <w:rPr>
+          <w:sz w:val="36"/>
+          <w:szCs w:val="36"/>
+        </w:rPr>
+        <w:t>[~((</w:t>
+      </w:r>
+      <w:proofErr w:type="spellStart"/>
+      <w:r>
+        <w:rPr>
+          <w:sz w:val="36"/>
+          <w:szCs w:val="36"/>
+        </w:rPr>
+        <w:t>df</w:t>
+      </w:r>
+      <w:proofErr w:type="spellEnd"/>
+      <w:r>
+        <w:rPr>
+          <w:sz w:val="36"/>
+          <w:szCs w:val="36"/>
+        </w:rPr>
+        <w:t>['</w:t>
+      </w:r>
+      <w:proofErr w:type="spellStart"/>
+      <w:r>
+        <w:rPr>
+          <w:sz w:val="36"/>
+          <w:szCs w:val="36"/>
+        </w:rPr>
+        <w:t>weather_main</w:t>
+      </w:r>
+      <w:proofErr w:type="spellEnd"/>
+      <w:proofErr w:type="gramStart"/>
+      <w:r>
+        <w:rPr>
+          <w:sz w:val="36"/>
+          <w:szCs w:val="36"/>
+        </w:rPr>
+        <w:t>']=</w:t>
+      </w:r>
+      <w:proofErr w:type="gramEnd"/>
+      <w:r>
+        <w:rPr>
+          <w:sz w:val="36"/>
+          <w:szCs w:val="36"/>
+        </w:rPr>
+        <w:t>="Rain") &amp; (</w:t>
+      </w:r>
+      <w:proofErr w:type="spellStart"/>
+      <w:r>
+        <w:rPr>
+          <w:sz w:val="36"/>
+          <w:szCs w:val="36"/>
+        </w:rPr>
+        <w:t>df</w:t>
+      </w:r>
+      <w:proofErr w:type="spellEnd"/>
+      <w:r>
+        <w:rPr>
+          <w:sz w:val="36"/>
+          <w:szCs w:val="36"/>
+        </w:rPr>
+        <w:t>['rain_1h'] == 0.00))]</w:t>
+      </w:r>
+    </w:p>
+    <w:p>
+      <w:pPr>
+        <w:rPr>
+          <w:sz w:val="36"/>
+          <w:szCs w:val="36"/>
+        </w:rPr>
+      </w:pPr>
+    </w:p>
+    <w:p>
+      <w:pPr>
+        <w:rPr>
+          <w:sz w:val="36"/>
+          <w:szCs w:val="36"/>
+        </w:rPr>
+      </w:pPr>
+    </w:p>
+    <w:p>
+      <w:pPr>
+        <w:rPr>
+          <w:sz w:val="36"/>
+          <w:szCs w:val="36"/>
+        </w:rPr>
+      </w:pPr>
+    </w:p>
+    <w:p>
+      <w:pPr>
+        <w:rPr>
+          <w:sz w:val="36"/>
+          <w:szCs w:val="36"/>
+        </w:rPr>
+      </w:pPr>
+      <w:r>
+        <w:rPr>
+          <w:sz w:val="36"/>
+          <w:szCs w:val="36"/>
+        </w:rPr>
+        <w:t xml:space="preserve">We now checked for duplicated using </w:t>
+      </w:r>
+      <w:proofErr w:type="spellStart"/>
+      <w:r>
+        <w:rPr>
+          <w:sz w:val="36"/>
+          <w:szCs w:val="36"/>
+        </w:rPr>
+        <w:t>db</w:t>
+      </w:r>
+      <w:proofErr w:type="spellEnd"/>
+      <w:r>
+        <w:rPr>
+          <w:sz w:val="36"/>
+          <w:szCs w:val="36"/>
+        </w:rPr>
+        <w:t>[</w:t>
+      </w:r>
+      <w:proofErr w:type="spellStart"/>
+      <w:proofErr w:type="gramStart"/>
+      <w:r>
+        <w:rPr>
+          <w:sz w:val="36"/>
+          <w:szCs w:val="36"/>
+        </w:rPr>
+        <w:t>db.duplicated</w:t>
+      </w:r>
+      <w:proofErr w:type="spellEnd"/>
+      <w:proofErr w:type="gramEnd"/>
+      <w:r>
+        <w:rPr>
+          <w:sz w:val="36"/>
+          <w:szCs w:val="36"/>
+        </w:rPr>
+        <w:t>(keep=False)]</w:t>
+      </w:r>
+    </w:p>
+    <w:p>
+      <w:pPr>
+        <w:rPr>
+          <w:sz w:val="36"/>
+          <w:szCs w:val="36"/>
+        </w:rPr>
+      </w:pPr>
+      <w:r>
+        <w:rPr>
+          <w:sz w:val="36"/>
+          <w:szCs w:val="36"/>
+        </w:rPr>
+        <w:t xml:space="preserve">And got many records that were duplicated. </w:t>
+      </w:r>
+    </w:p>
+    <w:p>
+      <w:pPr>
+        <w:rPr>
+          <w:sz w:val="36"/>
+          <w:szCs w:val="36"/>
+        </w:rPr>
+      </w:pPr>
+      <w:r>
+        <w:rPr>
+          <w:sz w:val="36"/>
+          <w:szCs w:val="36"/>
+        </w:rPr>
+        <w:t>We deleted duplicated records while keeping first record</w:t>
+      </w:r>
+    </w:p>
     <w:sectPr>
       <w:pgSz w:w="12240" w:h="15840"/>
       <w:pgMar w:top="1440" w:right="1440" w:bottom="1440" w:left="1440" w:header="720" w:footer="720" w:gutter="0"/>
@@ -11,6 +1277,103 @@
     </w:sectPr>
   </w:body>
 </w:document>
+</file>
+
+<file path=word/numbering.xml><?xml version="1.0" encoding="utf-8"?>
+<w:numbering xmlns:wpc="http://schemas.microsoft.com/office/word/2010/wordprocessingCanvas" xmlns:cx="http://schemas.microsoft.com/office/drawing/2014/chartex" xmlns:cx1="http://schemas.microsoft.com/office/drawing/2015/9/8/chartex" xmlns:cx2="http://schemas.microsoft.com/office/drawing/2015/10/21/chartex" xmlns:cx3="http://schemas.microsoft.com/office/drawing/2016/5/9/chartex" xmlns:cx4="http://schemas.microsoft.com/office/drawing/2016/5/10/chartex" xmlns:cx5="http://schemas.microsoft.com/office/drawing/2016/5/11/chartex" xmlns:cx6="http://schemas.microsoft.com/office/drawing/2016/5/12/chartex" xmlns:cx7="http://schemas.microsoft.com/office/drawing/2016/5/13/chartex" xmlns:cx8="http://schemas.microsoft.com/office/drawing/2016/5/14/chartex" xmlns:mc="http://schemas.openxmlformats.org/markup-compatibility/2006" xmlns:aink="http://schemas.microsoft.com/office/drawing/2016/ink" xmlns:am3d="http://schemas.microsoft.com/office/drawing/2017/model3d" xmlns:o="urn:schemas-microsoft-com:office:office" xmlns:oel="http://schemas.microsoft.com/office/2019/extlst" xmlns:r="http://schemas.openxmlformats.org/officeDocument/2006/relationships" xmlns:m="http://schemas.openxmlformats.org/officeDocument/2006/math" xmlns:v="urn:schemas-microsoft-com:vml" xmlns:wp14="http://schemas.microsoft.com/office/word/2010/wordprocessingDrawing" xmlns:wp="http://schemas.openxmlformats.org/drawingml/2006/wordprocessingDrawing" xmlns:w10="urn:schemas-microsoft-com:office:word" xmlns:w="http://schemas.openxmlformats.org/wordprocessingml/2006/main" xmlns:w14="http://schemas.microsoft.com/office/word/2010/wordml" xmlns:w15="http://schemas.microsoft.com/office/word/2012/wordml" xmlns:w16cex="http://schemas.microsoft.com/office/word/2018/wordml/cex" xmlns:w16cid="http://schemas.microsoft.com/office/word/2016/wordml/cid" xmlns:w16="http://schemas.microsoft.com/office/word/2018/wordml" xmlns:w16du="http://schemas.microsoft.com/office/word/2023/wordml/word16du" xmlns:w16sdtdh="http://schemas.microsoft.com/office/word/2020/wordml/sdtdatahash" xmlns:w16sdtfl="http://schemas.microsoft.com/office/word/2024/wordml/sdtformatlock" xmlns:w16se="http://schemas.microsoft.com/office/word/2015/wordml/symex" xmlns:wpg="http://schemas.microsoft.com/office/word/2010/wordprocessingGroup" xmlns:wpi="http://schemas.microsoft.com/office/word/2010/wordprocessingInk" xmlns:wne="http://schemas.microsoft.com/office/word/2006/wordml" xmlns:wps="http://schemas.microsoft.com/office/word/2010/wordprocessingShape" mc:Ignorable="w14 w15 w16se w16cid w16 w16cex w16sdtdh w16sdtfl w16du wp14">
+  <w:abstractNum w:abstractNumId="0" w15:restartNumberingAfterBreak="0">
+    <w:nsid w:val="41116184"/>
+    <w:multiLevelType w:val="hybridMultilevel"/>
+    <w:tmpl w:val="2D8EFFBC"/>
+    <w:lvl w:ilvl="0" w:tplc="04090011">
+      <w:start w:val="1"/>
+      <w:numFmt w:val="decimal"/>
+      <w:lvlText w:val="%1)"/>
+      <w:lvlJc w:val="left"/>
+      <w:pPr>
+        <w:ind w:left="720" w:hanging="360"/>
+      </w:pPr>
+      <w:rPr>
+        <w:rFonts w:hint="default"/>
+      </w:rPr>
+    </w:lvl>
+    <w:lvl w:ilvl="1" w:tplc="04090019" w:tentative="1">
+      <w:start w:val="1"/>
+      <w:numFmt w:val="lowerLetter"/>
+      <w:lvlText w:val="%2."/>
+      <w:lvlJc w:val="left"/>
+      <w:pPr>
+        <w:ind w:left="1440" w:hanging="360"/>
+      </w:pPr>
+    </w:lvl>
+    <w:lvl w:ilvl="2" w:tplc="0409001B" w:tentative="1">
+      <w:start w:val="1"/>
+      <w:numFmt w:val="lowerRoman"/>
+      <w:lvlText w:val="%3."/>
+      <w:lvlJc w:val="right"/>
+      <w:pPr>
+        <w:ind w:left="2160" w:hanging="180"/>
+      </w:pPr>
+    </w:lvl>
+    <w:lvl w:ilvl="3" w:tplc="0409000F" w:tentative="1">
+      <w:start w:val="1"/>
+      <w:numFmt w:val="decimal"/>
+      <w:lvlText w:val="%4."/>
+      <w:lvlJc w:val="left"/>
+      <w:pPr>
+        <w:ind w:left="2880" w:hanging="360"/>
+      </w:pPr>
+    </w:lvl>
+    <w:lvl w:ilvl="4" w:tplc="04090019" w:tentative="1">
+      <w:start w:val="1"/>
+      <w:numFmt w:val="lowerLetter"/>
+      <w:lvlText w:val="%5."/>
+      <w:lvlJc w:val="left"/>
+      <w:pPr>
+        <w:ind w:left="3600" w:hanging="360"/>
+      </w:pPr>
+    </w:lvl>
+    <w:lvl w:ilvl="5" w:tplc="0409001B" w:tentative="1">
+      <w:start w:val="1"/>
+      <w:numFmt w:val="lowerRoman"/>
+      <w:lvlText w:val="%6."/>
+      <w:lvlJc w:val="right"/>
+      <w:pPr>
+        <w:ind w:left="4320" w:hanging="180"/>
+      </w:pPr>
+    </w:lvl>
+    <w:lvl w:ilvl="6" w:tplc="0409000F" w:tentative="1">
+      <w:start w:val="1"/>
+      <w:numFmt w:val="decimal"/>
+      <w:lvlText w:val="%7."/>
+      <w:lvlJc w:val="left"/>
+      <w:pPr>
+        <w:ind w:left="5040" w:hanging="360"/>
+      </w:pPr>
+    </w:lvl>
+    <w:lvl w:ilvl="7" w:tplc="04090019" w:tentative="1">
+      <w:start w:val="1"/>
+      <w:numFmt w:val="lowerLetter"/>
+      <w:lvlText w:val="%8."/>
+      <w:lvlJc w:val="left"/>
+      <w:pPr>
+        <w:ind w:left="5760" w:hanging="360"/>
+      </w:pPr>
+    </w:lvl>
+    <w:lvl w:ilvl="8" w:tplc="0409001B" w:tentative="1">
+      <w:start w:val="1"/>
+      <w:numFmt w:val="lowerRoman"/>
+      <w:lvlText w:val="%9."/>
+      <w:lvlJc w:val="right"/>
+      <w:pPr>
+        <w:ind w:left="6480" w:hanging="180"/>
+      </w:pPr>
+    </w:lvl>
+  </w:abstractNum>
+  <w:num w:numId="1" w16cid:durableId="1905414236">
+    <w:abstractNumId w:val="0"/>
+  </w:num>
+</w:numbering>
 </file>
 
 <file path=word/styles.xml><?xml version="1.0" encoding="utf-8"?>
@@ -616,7 +1979,6 @@
   <w:style w:type="character" w:default="1" w:styleId="DefaultParagraphFont">
     <w:name w:val="Default Paragraph Font"/>
     <w:uiPriority w:val="1"/>
-    <w:semiHidden/>
     <w:unhideWhenUsed/>
   </w:style>
   <w:style w:type="table" w:default="1" w:styleId="TableNormal">

--- a/Important Info.docx
+++ b/Important Info.docx
@@ -9,27 +9,68 @@
           <w:szCs w:val="36"/>
         </w:rPr>
       </w:pPr>
-      <w:r>
-        <w:rPr>
-          <w:sz w:val="36"/>
-          <w:szCs w:val="36"/>
-        </w:rPr>
-        <w:t xml:space="preserve">It seems that the temperature has been recorded in KELVIN. As the mean temperature of 281.2 does not belong to either of the traditional scales. </w:t>
-      </w:r>
-    </w:p>
-    <w:p>
-      <w:pPr>
-        <w:rPr>
-          <w:sz w:val="36"/>
-          <w:szCs w:val="36"/>
-        </w:rPr>
-      </w:pPr>
-      <w:r>
-        <w:rPr>
-          <w:sz w:val="36"/>
-          <w:szCs w:val="36"/>
-        </w:rPr>
-        <w:t xml:space="preserve">The lowest recorded temperature is 0 kelvin which is impossible, and so </w:t>
+      <w:proofErr w:type="gramStart"/>
+      <w:r>
+        <w:rPr>
+          <w:sz w:val="36"/>
+          <w:szCs w:val="36"/>
+        </w:rPr>
+        <w:t>It seems that the temperature</w:t>
+      </w:r>
+      <w:proofErr w:type="gramEnd"/>
+      <w:r>
+        <w:rPr>
+          <w:sz w:val="36"/>
+          <w:szCs w:val="36"/>
+        </w:rPr>
+        <w:t xml:space="preserve"> has </w:t>
+      </w:r>
+      <w:proofErr w:type="gramStart"/>
+      <w:r>
+        <w:rPr>
+          <w:sz w:val="36"/>
+          <w:szCs w:val="36"/>
+        </w:rPr>
+        <w:t>been recorded</w:t>
+      </w:r>
+      <w:proofErr w:type="gramEnd"/>
+      <w:r>
+        <w:rPr>
+          <w:sz w:val="36"/>
+          <w:szCs w:val="36"/>
+        </w:rPr>
+        <w:t xml:space="preserve"> in KELVIN. As the mean temperature of 281.2 does not belong to either of the traditional scales. </w:t>
+      </w:r>
+    </w:p>
+    <w:p>
+      <w:pPr>
+        <w:rPr>
+          <w:sz w:val="36"/>
+          <w:szCs w:val="36"/>
+        </w:rPr>
+      </w:pPr>
+      <w:r>
+        <w:rPr>
+          <w:sz w:val="36"/>
+          <w:szCs w:val="36"/>
+        </w:rPr>
+        <w:t xml:space="preserve">The lowest recorded temperature is </w:t>
+      </w:r>
+      <w:proofErr w:type="gramStart"/>
+      <w:r>
+        <w:rPr>
+          <w:sz w:val="36"/>
+          <w:szCs w:val="36"/>
+        </w:rPr>
+        <w:t>0</w:t>
+      </w:r>
+      <w:proofErr w:type="gramEnd"/>
+      <w:r>
+        <w:rPr>
+          <w:sz w:val="36"/>
+          <w:szCs w:val="36"/>
+        </w:rPr>
+        <w:t xml:space="preserve"> kelvin which is impossible, and so </w:t>
       </w:r>
       <w:r>
         <w:rPr>
@@ -220,8 +261,17 @@
           <w:sz w:val="36"/>
           <w:szCs w:val="36"/>
         </w:rPr>
-        <w:t>After this operation, the lowest temperature is 243.3900</w:t>
-      </w:r>
+        <w:t xml:space="preserve">After this operation, the lowest temperature is </w:t>
+      </w:r>
+      <w:proofErr w:type="gramStart"/>
+      <w:r>
+        <w:rPr>
+          <w:sz w:val="36"/>
+          <w:szCs w:val="36"/>
+        </w:rPr>
+        <w:t>243.3900</w:t>
+      </w:r>
+      <w:proofErr w:type="gramEnd"/>
     </w:p>
     <w:p>
       <w:pPr>
@@ -311,7 +361,23 @@
           <w:sz w:val="36"/>
           <w:szCs w:val="36"/>
         </w:rPr>
-        <w:t>I will now perform an operation to fix this issue. Similarly to what we did with temps we will remove all values above 380 mm.</w:t>
+        <w:t xml:space="preserve">I will now perform an operation to fix this issue. Similarly to what we did with </w:t>
+      </w:r>
+      <w:proofErr w:type="gramStart"/>
+      <w:r>
+        <w:rPr>
+          <w:sz w:val="36"/>
+          <w:szCs w:val="36"/>
+        </w:rPr>
+        <w:t>temps</w:t>
+      </w:r>
+      <w:proofErr w:type="gramEnd"/>
+      <w:r>
+        <w:rPr>
+          <w:sz w:val="36"/>
+          <w:szCs w:val="36"/>
+        </w:rPr>
+        <w:t xml:space="preserve"> we will remove all values above 380 mm.</w:t>
       </w:r>
     </w:p>
     <w:p>
@@ -400,7 +466,23 @@
           <w:sz w:val="36"/>
           <w:szCs w:val="36"/>
         </w:rPr>
-        <w:t xml:space="preserve">The max rain issue has now been fixed. The maximum </w:t>
+        <w:t xml:space="preserve">The max rain issue has now </w:t>
+      </w:r>
+      <w:proofErr w:type="gramStart"/>
+      <w:r>
+        <w:rPr>
+          <w:sz w:val="36"/>
+          <w:szCs w:val="36"/>
+        </w:rPr>
+        <w:t>been fixed</w:t>
+      </w:r>
+      <w:proofErr w:type="gramEnd"/>
+      <w:r>
+        <w:rPr>
+          <w:sz w:val="36"/>
+          <w:szCs w:val="36"/>
+        </w:rPr>
+        <w:t xml:space="preserve">. The maximum </w:t>
       </w:r>
       <w:proofErr w:type="gramStart"/>
       <w:r>
@@ -553,12 +635,69 @@
           <w:szCs w:val="36"/>
         </w:rPr>
       </w:pPr>
-      <w:r>
-        <w:rPr>
-          <w:sz w:val="36"/>
-          <w:szCs w:val="36"/>
-        </w:rPr>
-        <w:t xml:space="preserve">It seems that there are 63 days where there are days with snow, and I have also found out that some days have rain/snow/mist and are 3 rows for the same time/day which is not good. </w:t>
+      <w:proofErr w:type="gramStart"/>
+      <w:r>
+        <w:rPr>
+          <w:sz w:val="36"/>
+          <w:szCs w:val="36"/>
+        </w:rPr>
+        <w:t>It seems that there</w:t>
+      </w:r>
+      <w:proofErr w:type="gramEnd"/>
+      <w:r>
+        <w:rPr>
+          <w:sz w:val="36"/>
+          <w:szCs w:val="36"/>
+        </w:rPr>
+        <w:t xml:space="preserve"> are 63 days where there are days with snow, and I have also found out that </w:t>
+      </w:r>
+      <w:proofErr w:type="gramStart"/>
+      <w:r>
+        <w:rPr>
+          <w:sz w:val="36"/>
+          <w:szCs w:val="36"/>
+        </w:rPr>
+        <w:t>some</w:t>
+      </w:r>
+      <w:proofErr w:type="gramEnd"/>
+      <w:r>
+        <w:rPr>
+          <w:sz w:val="36"/>
+          <w:szCs w:val="36"/>
+        </w:rPr>
+        <w:t xml:space="preserve"> days have rain/snow/mist </w:t>
+      </w:r>
+      <w:proofErr w:type="gramStart"/>
+      <w:r>
+        <w:rPr>
+          <w:sz w:val="36"/>
+          <w:szCs w:val="36"/>
+        </w:rPr>
+        <w:t>and</w:t>
+      </w:r>
+      <w:proofErr w:type="gramEnd"/>
+      <w:r>
+        <w:rPr>
+          <w:sz w:val="36"/>
+          <w:szCs w:val="36"/>
+        </w:rPr>
+        <w:t xml:space="preserve"> are </w:t>
+      </w:r>
+      <w:proofErr w:type="gramStart"/>
+      <w:r>
+        <w:rPr>
+          <w:sz w:val="36"/>
+          <w:szCs w:val="36"/>
+        </w:rPr>
+        <w:t>3</w:t>
+      </w:r>
+      <w:proofErr w:type="gramEnd"/>
+      <w:r>
+        <w:rPr>
+          <w:sz w:val="36"/>
+          <w:szCs w:val="36"/>
+        </w:rPr>
+        <w:t xml:space="preserve"> rows for the same time/day which is not good. </w:t>
       </w:r>
     </w:p>
     <w:p>
@@ -624,8 +763,17 @@
           <w:szCs w:val="36"/>
         </w:rPr>
         <w:lastRenderedPageBreak/>
-        <w:t>I used the command</w:t>
-      </w:r>
+        <w:t xml:space="preserve">I used the </w:t>
+      </w:r>
+      <w:proofErr w:type="gramStart"/>
+      <w:r>
+        <w:rPr>
+          <w:sz w:val="36"/>
+          <w:szCs w:val="36"/>
+        </w:rPr>
+        <w:t>command</w:t>
+      </w:r>
+      <w:proofErr w:type="gramEnd"/>
     </w:p>
     <w:p>
       <w:pPr>
@@ -675,27 +823,52 @@
         <w:t>display.max_rows</w:t>
       </w:r>
       <w:proofErr w:type="spellEnd"/>
-      <w:r>
-        <w:rPr>
-          <w:sz w:val="36"/>
-          <w:szCs w:val="36"/>
-        </w:rPr>
-        <w:t>’, None)</w:t>
-      </w:r>
-    </w:p>
-    <w:p>
-      <w:pPr>
-        <w:rPr>
-          <w:sz w:val="36"/>
-          <w:szCs w:val="36"/>
-        </w:rPr>
-      </w:pPr>
-      <w:r>
-        <w:rPr>
-          <w:sz w:val="36"/>
-          <w:szCs w:val="36"/>
-        </w:rPr>
-        <w:t xml:space="preserve">and then printed. The data which was revealed shows that the snow data where is greater than 0.00 is only from 23-12-2015 to 06-01-2016. </w:t>
+      <w:proofErr w:type="gramStart"/>
+      <w:r>
+        <w:rPr>
+          <w:sz w:val="36"/>
+          <w:szCs w:val="36"/>
+        </w:rPr>
+        <w:t>’,</w:t>
+      </w:r>
+      <w:proofErr w:type="gramEnd"/>
+      <w:r>
+        <w:rPr>
+          <w:sz w:val="36"/>
+          <w:szCs w:val="36"/>
+        </w:rPr>
+        <w:t xml:space="preserve"> None)</w:t>
+      </w:r>
+    </w:p>
+    <w:p>
+      <w:pPr>
+        <w:rPr>
+          <w:sz w:val="36"/>
+          <w:szCs w:val="36"/>
+        </w:rPr>
+      </w:pPr>
+      <w:r>
+        <w:rPr>
+          <w:sz w:val="36"/>
+          <w:szCs w:val="36"/>
+        </w:rPr>
+        <w:t xml:space="preserve">and then printed. The data which </w:t>
+      </w:r>
+      <w:proofErr w:type="gramStart"/>
+      <w:r>
+        <w:rPr>
+          <w:sz w:val="36"/>
+          <w:szCs w:val="36"/>
+        </w:rPr>
+        <w:t>was revealed</w:t>
+      </w:r>
+      <w:proofErr w:type="gramEnd"/>
+      <w:r>
+        <w:rPr>
+          <w:sz w:val="36"/>
+          <w:szCs w:val="36"/>
+        </w:rPr>
+        <w:t xml:space="preserve"> shows that the snow data where is greater than 0.00 is only from 23-12-2015 to 06-01-2016. </w:t>
       </w:r>
     </w:p>
     <w:p>
@@ -820,7 +993,39 @@
           <w:sz w:val="36"/>
           <w:szCs w:val="36"/>
         </w:rPr>
-        <w:t xml:space="preserve"> 0.00. Intrigued by this, I also checked the same for rain. Although there are some days which have 0.00 </w:t>
+        <w:t xml:space="preserve"> 0.00. </w:t>
+      </w:r>
+      <w:proofErr w:type="gramStart"/>
+      <w:r>
+        <w:rPr>
+          <w:sz w:val="36"/>
+          <w:szCs w:val="36"/>
+        </w:rPr>
+        <w:t>Intrigued</w:t>
+      </w:r>
+      <w:proofErr w:type="gramEnd"/>
+      <w:r>
+        <w:rPr>
+          <w:sz w:val="36"/>
+          <w:szCs w:val="36"/>
+        </w:rPr>
+        <w:t xml:space="preserve"> by this, I also checked the same for rain. Although there are </w:t>
+      </w:r>
+      <w:proofErr w:type="gramStart"/>
+      <w:r>
+        <w:rPr>
+          <w:sz w:val="36"/>
+          <w:szCs w:val="36"/>
+        </w:rPr>
+        <w:t>some</w:t>
+      </w:r>
+      <w:proofErr w:type="gramEnd"/>
+      <w:r>
+        <w:rPr>
+          <w:sz w:val="36"/>
+          <w:szCs w:val="36"/>
+        </w:rPr>
+        <w:t xml:space="preserve"> days which have 0.00 </w:t>
       </w:r>
       <w:proofErr w:type="gramStart"/>
       <w:r>
@@ -884,7 +1089,23 @@
           <w:sz w:val="36"/>
           <w:szCs w:val="36"/>
         </w:rPr>
-        <w:t xml:space="preserve"> being rain did have some mm rain recorded into them. </w:t>
+        <w:t xml:space="preserve"> being rain did have </w:t>
+      </w:r>
+      <w:proofErr w:type="gramStart"/>
+      <w:r>
+        <w:rPr>
+          <w:sz w:val="36"/>
+          <w:szCs w:val="36"/>
+        </w:rPr>
+        <w:t>some</w:t>
+      </w:r>
+      <w:proofErr w:type="gramEnd"/>
+      <w:r>
+        <w:rPr>
+          <w:sz w:val="36"/>
+          <w:szCs w:val="36"/>
+        </w:rPr>
+        <w:t xml:space="preserve"> mm rain recorded into them. </w:t>
       </w:r>
     </w:p>
     <w:p>
@@ -1251,22 +1472,915 @@
           <w:sz w:val="36"/>
           <w:szCs w:val="36"/>
         </w:rPr>
-        <w:t xml:space="preserve">And got many records that were duplicated. </w:t>
-      </w:r>
-    </w:p>
-    <w:p>
-      <w:pPr>
-        <w:rPr>
-          <w:sz w:val="36"/>
-          <w:szCs w:val="36"/>
-        </w:rPr>
-      </w:pPr>
-      <w:r>
-        <w:rPr>
-          <w:sz w:val="36"/>
-          <w:szCs w:val="36"/>
-        </w:rPr>
-        <w:t>We deleted duplicated records while keeping first record</w:t>
+        <w:t xml:space="preserve">And got </w:t>
+      </w:r>
+      <w:proofErr w:type="gramStart"/>
+      <w:r>
+        <w:rPr>
+          <w:sz w:val="36"/>
+          <w:szCs w:val="36"/>
+        </w:rPr>
+        <w:t>many</w:t>
+      </w:r>
+      <w:proofErr w:type="gramEnd"/>
+      <w:r>
+        <w:rPr>
+          <w:sz w:val="36"/>
+          <w:szCs w:val="36"/>
+        </w:rPr>
+        <w:t xml:space="preserve"> records that </w:t>
+      </w:r>
+      <w:proofErr w:type="gramStart"/>
+      <w:r>
+        <w:rPr>
+          <w:sz w:val="36"/>
+          <w:szCs w:val="36"/>
+        </w:rPr>
+        <w:t>were duplicated</w:t>
+      </w:r>
+      <w:proofErr w:type="gramEnd"/>
+      <w:r>
+        <w:rPr>
+          <w:sz w:val="36"/>
+          <w:szCs w:val="36"/>
+        </w:rPr>
+        <w:t xml:space="preserve">. </w:t>
+      </w:r>
+    </w:p>
+    <w:p>
+      <w:pPr>
+        <w:rPr>
+          <w:sz w:val="36"/>
+          <w:szCs w:val="36"/>
+        </w:rPr>
+      </w:pPr>
+      <w:r>
+        <w:rPr>
+          <w:sz w:val="36"/>
+          <w:szCs w:val="36"/>
+        </w:rPr>
+        <w:t xml:space="preserve">We deleted duplicated records while keeping first </w:t>
+      </w:r>
+      <w:proofErr w:type="gramStart"/>
+      <w:r>
+        <w:rPr>
+          <w:sz w:val="36"/>
+          <w:szCs w:val="36"/>
+        </w:rPr>
+        <w:t>record</w:t>
+      </w:r>
+      <w:proofErr w:type="gramEnd"/>
+    </w:p>
+    <w:p>
+      <w:pPr>
+        <w:rPr>
+          <w:sz w:val="36"/>
+          <w:szCs w:val="36"/>
+        </w:rPr>
+      </w:pPr>
+      <w:r>
+        <w:rPr>
+          <w:sz w:val="36"/>
+          <w:szCs w:val="36"/>
+        </w:rPr>
+        <w:t xml:space="preserve">Moving on to the final problem of this data is that the data has </w:t>
+      </w:r>
+      <w:proofErr w:type="spellStart"/>
+      <w:r>
+        <w:rPr>
+          <w:sz w:val="36"/>
+          <w:szCs w:val="36"/>
+        </w:rPr>
+        <w:t>multipe</w:t>
+      </w:r>
+      <w:proofErr w:type="spellEnd"/>
+      <w:r>
+        <w:rPr>
+          <w:sz w:val="36"/>
+          <w:szCs w:val="36"/>
+        </w:rPr>
+        <w:t xml:space="preserve"> </w:t>
+      </w:r>
+      <w:proofErr w:type="spellStart"/>
+      <w:r>
+        <w:rPr>
+          <w:sz w:val="36"/>
+          <w:szCs w:val="36"/>
+        </w:rPr>
+        <w:t>weather_main</w:t>
+      </w:r>
+      <w:proofErr w:type="spellEnd"/>
+      <w:r>
+        <w:rPr>
+          <w:sz w:val="36"/>
+          <w:szCs w:val="36"/>
+        </w:rPr>
+        <w:t xml:space="preserve"> labels for one date/time. While it can make sense that one hour had rain, then rain stopped and fog </w:t>
+      </w:r>
+      <w:proofErr w:type="gramStart"/>
+      <w:r>
+        <w:rPr>
+          <w:sz w:val="36"/>
+          <w:szCs w:val="36"/>
+        </w:rPr>
+        <w:t>came  we</w:t>
+      </w:r>
+      <w:proofErr w:type="gramEnd"/>
+      <w:r>
+        <w:rPr>
+          <w:sz w:val="36"/>
+          <w:szCs w:val="36"/>
+        </w:rPr>
+        <w:t xml:space="preserve"> will give specific weather conditions priority for that hour and erase the other rows with different labels.</w:t>
+      </w:r>
+    </w:p>
+    <w:p>
+      <w:pPr>
+        <w:rPr>
+          <w:sz w:val="36"/>
+          <w:szCs w:val="36"/>
+        </w:rPr>
+      </w:pPr>
+      <w:r>
+        <w:rPr>
+          <w:sz w:val="36"/>
+          <w:szCs w:val="36"/>
+        </w:rPr>
+        <w:t xml:space="preserve">Specifically, the priority is that if a date/time has thunderstorm of any kind, we will delete all other label rows and make it thunderstorm only. If </w:t>
+      </w:r>
+      <w:proofErr w:type="gramStart"/>
+      <w:r>
+        <w:rPr>
+          <w:sz w:val="36"/>
+          <w:szCs w:val="36"/>
+        </w:rPr>
+        <w:t>it’s</w:t>
+      </w:r>
+      <w:proofErr w:type="gramEnd"/>
+      <w:r>
+        <w:rPr>
+          <w:sz w:val="36"/>
+          <w:szCs w:val="36"/>
+        </w:rPr>
+        <w:t xml:space="preserve"> </w:t>
+      </w:r>
+      <w:proofErr w:type="gramStart"/>
+      <w:r>
+        <w:rPr>
+          <w:sz w:val="36"/>
+          <w:szCs w:val="36"/>
+        </w:rPr>
+        <w:t>rain  with</w:t>
+      </w:r>
+      <w:proofErr w:type="gramEnd"/>
+      <w:r>
+        <w:rPr>
+          <w:sz w:val="36"/>
+          <w:szCs w:val="36"/>
+        </w:rPr>
+        <w:t xml:space="preserve"> mist or </w:t>
+      </w:r>
+      <w:proofErr w:type="gramStart"/>
+      <w:r>
+        <w:rPr>
+          <w:sz w:val="36"/>
+          <w:szCs w:val="36"/>
+        </w:rPr>
+        <w:t>fog</w:t>
+      </w:r>
+      <w:proofErr w:type="gramEnd"/>
+      <w:r>
+        <w:rPr>
+          <w:sz w:val="36"/>
+          <w:szCs w:val="36"/>
+        </w:rPr>
+        <w:t xml:space="preserve"> we will prioritize rain. If its mist/</w:t>
+      </w:r>
+      <w:proofErr w:type="gramStart"/>
+      <w:r>
+        <w:rPr>
+          <w:sz w:val="36"/>
+          <w:szCs w:val="36"/>
+        </w:rPr>
+        <w:t>fog</w:t>
+      </w:r>
+      <w:proofErr w:type="gramEnd"/>
+      <w:r>
+        <w:rPr>
+          <w:sz w:val="36"/>
+          <w:szCs w:val="36"/>
+        </w:rPr>
+        <w:t xml:space="preserve"> we will prioritize mist. If its </w:t>
+      </w:r>
+      <w:proofErr w:type="gramStart"/>
+      <w:r>
+        <w:rPr>
+          <w:sz w:val="36"/>
+          <w:szCs w:val="36"/>
+        </w:rPr>
+        <w:t>drizzle</w:t>
+      </w:r>
+      <w:proofErr w:type="gramEnd"/>
+      <w:r>
+        <w:rPr>
+          <w:sz w:val="36"/>
+          <w:szCs w:val="36"/>
+        </w:rPr>
+        <w:t xml:space="preserve">/mist/fog, drizzle </w:t>
+      </w:r>
+      <w:proofErr w:type="gramStart"/>
+      <w:r>
+        <w:rPr>
+          <w:sz w:val="36"/>
+          <w:szCs w:val="36"/>
+        </w:rPr>
+        <w:t>is prioritized</w:t>
+      </w:r>
+      <w:proofErr w:type="gramEnd"/>
+      <w:r>
+        <w:rPr>
+          <w:sz w:val="36"/>
+          <w:szCs w:val="36"/>
+        </w:rPr>
+        <w:t xml:space="preserve">. (This is based upon the severity of each condition as drizzle </w:t>
+      </w:r>
+      <w:proofErr w:type="gramStart"/>
+      <w:r>
+        <w:rPr>
+          <w:sz w:val="36"/>
+          <w:szCs w:val="36"/>
+        </w:rPr>
+        <w:t>is usually accompanied</w:t>
+      </w:r>
+      <w:proofErr w:type="gramEnd"/>
+      <w:r>
+        <w:rPr>
+          <w:sz w:val="36"/>
+          <w:szCs w:val="36"/>
+        </w:rPr>
+        <w:t xml:space="preserve"> </w:t>
+      </w:r>
+      <w:proofErr w:type="gramStart"/>
+      <w:r>
+        <w:rPr>
+          <w:sz w:val="36"/>
+          <w:szCs w:val="36"/>
+        </w:rPr>
+        <w:t>with</w:t>
+      </w:r>
+      <w:proofErr w:type="gramEnd"/>
+      <w:r>
+        <w:rPr>
+          <w:sz w:val="36"/>
+          <w:szCs w:val="36"/>
+        </w:rPr>
+        <w:t xml:space="preserve"> slippery roads and is more dangerous than just mist)</w:t>
+      </w:r>
+    </w:p>
+    <w:p>
+      <w:pPr>
+        <w:rPr>
+          <w:sz w:val="36"/>
+          <w:szCs w:val="36"/>
+        </w:rPr>
+      </w:pPr>
+    </w:p>
+    <w:p>
+      <w:pPr>
+        <w:rPr>
+          <w:sz w:val="36"/>
+          <w:szCs w:val="36"/>
+        </w:rPr>
+      </w:pPr>
+      <w:r>
+        <w:rPr>
+          <w:sz w:val="36"/>
+          <w:szCs w:val="36"/>
+        </w:rPr>
+        <w:t xml:space="preserve">&gt;&gt;&gt; remove = </w:t>
+      </w:r>
+      <w:proofErr w:type="gramStart"/>
+      <w:r>
+        <w:rPr>
+          <w:sz w:val="36"/>
+          <w:szCs w:val="36"/>
+        </w:rPr>
+        <w:t xml:space="preserve">( </w:t>
+      </w:r>
+      <w:proofErr w:type="spellStart"/>
+      <w:r>
+        <w:rPr>
+          <w:sz w:val="36"/>
+          <w:szCs w:val="36"/>
+        </w:rPr>
+        <w:t>db</w:t>
+      </w:r>
+      <w:proofErr w:type="spellEnd"/>
+      <w:proofErr w:type="gramEnd"/>
+      <w:r>
+        <w:rPr>
+          <w:sz w:val="36"/>
+          <w:szCs w:val="36"/>
+        </w:rPr>
+        <w:t>['</w:t>
+      </w:r>
+      <w:proofErr w:type="spellStart"/>
+      <w:r>
+        <w:rPr>
+          <w:sz w:val="36"/>
+          <w:szCs w:val="36"/>
+        </w:rPr>
+        <w:t>date_time</w:t>
+      </w:r>
+      <w:proofErr w:type="spellEnd"/>
+      <w:r>
+        <w:rPr>
+          <w:sz w:val="36"/>
+          <w:szCs w:val="36"/>
+        </w:rPr>
+        <w:t>'</w:t>
+      </w:r>
+      <w:proofErr w:type="gramStart"/>
+      <w:r>
+        <w:rPr>
+          <w:sz w:val="36"/>
+          <w:szCs w:val="36"/>
+        </w:rPr>
+        <w:t>].</w:t>
+      </w:r>
+      <w:proofErr w:type="spellStart"/>
+      <w:r>
+        <w:rPr>
+          <w:sz w:val="36"/>
+          <w:szCs w:val="36"/>
+        </w:rPr>
+        <w:t>isin</w:t>
+      </w:r>
+      <w:proofErr w:type="spellEnd"/>
+      <w:proofErr w:type="gramEnd"/>
+      <w:r>
+        <w:rPr>
+          <w:sz w:val="36"/>
+          <w:szCs w:val="36"/>
+        </w:rPr>
+        <w:t>(</w:t>
+      </w:r>
+      <w:proofErr w:type="spellStart"/>
+      <w:r>
+        <w:rPr>
+          <w:sz w:val="36"/>
+          <w:szCs w:val="36"/>
+        </w:rPr>
+        <w:t>rain_times</w:t>
+      </w:r>
+      <w:proofErr w:type="spellEnd"/>
+      <w:r>
+        <w:rPr>
+          <w:sz w:val="36"/>
+          <w:szCs w:val="36"/>
+        </w:rPr>
+        <w:t>)</w:t>
+      </w:r>
+    </w:p>
+    <w:p>
+      <w:pPr>
+        <w:rPr>
+          <w:sz w:val="36"/>
+          <w:szCs w:val="36"/>
+        </w:rPr>
+      </w:pPr>
+      <w:r>
+        <w:rPr>
+          <w:sz w:val="36"/>
+          <w:szCs w:val="36"/>
+        </w:rPr>
+        <w:t xml:space="preserve">... &amp; </w:t>
+      </w:r>
+      <w:proofErr w:type="spellStart"/>
+      <w:r>
+        <w:rPr>
+          <w:sz w:val="36"/>
+          <w:szCs w:val="36"/>
+        </w:rPr>
+        <w:t>db</w:t>
+      </w:r>
+      <w:proofErr w:type="spellEnd"/>
+      <w:r>
+        <w:rPr>
+          <w:sz w:val="36"/>
+          <w:szCs w:val="36"/>
+        </w:rPr>
+        <w:t>['</w:t>
+      </w:r>
+      <w:proofErr w:type="spellStart"/>
+      <w:r>
+        <w:rPr>
+          <w:sz w:val="36"/>
+          <w:szCs w:val="36"/>
+        </w:rPr>
+        <w:t>weather_main</w:t>
+      </w:r>
+      <w:proofErr w:type="spellEnd"/>
+      <w:r>
+        <w:rPr>
+          <w:sz w:val="36"/>
+          <w:szCs w:val="36"/>
+        </w:rPr>
+        <w:t>'</w:t>
+      </w:r>
+      <w:proofErr w:type="gramStart"/>
+      <w:r>
+        <w:rPr>
+          <w:sz w:val="36"/>
+          <w:szCs w:val="36"/>
+        </w:rPr>
+        <w:t>].</w:t>
+      </w:r>
+      <w:proofErr w:type="spellStart"/>
+      <w:r>
+        <w:rPr>
+          <w:sz w:val="36"/>
+          <w:szCs w:val="36"/>
+        </w:rPr>
+        <w:t>isin</w:t>
+      </w:r>
+      <w:proofErr w:type="spellEnd"/>
+      <w:proofErr w:type="gramEnd"/>
+      <w:r>
+        <w:rPr>
+          <w:sz w:val="36"/>
+          <w:szCs w:val="36"/>
+        </w:rPr>
+        <w:t>(['</w:t>
+      </w:r>
+      <w:proofErr w:type="spellStart"/>
+      <w:r>
+        <w:rPr>
+          <w:sz w:val="36"/>
+          <w:szCs w:val="36"/>
+        </w:rPr>
+        <w:t>Mist','Fog</w:t>
+      </w:r>
+      <w:proofErr w:type="spellEnd"/>
+      <w:r>
+        <w:rPr>
+          <w:sz w:val="36"/>
+          <w:szCs w:val="36"/>
+        </w:rPr>
+        <w:t>']</w:t>
+      </w:r>
+      <w:proofErr w:type="gramStart"/>
+      <w:r>
+        <w:rPr>
+          <w:sz w:val="36"/>
+          <w:szCs w:val="36"/>
+        </w:rPr>
+        <w:t>) )</w:t>
+      </w:r>
+      <w:proofErr w:type="gramEnd"/>
+    </w:p>
+    <w:p>
+      <w:pPr>
+        <w:rPr>
+          <w:sz w:val="36"/>
+          <w:szCs w:val="36"/>
+        </w:rPr>
+      </w:pPr>
+      <w:r>
+        <w:rPr>
+          <w:sz w:val="36"/>
+          <w:szCs w:val="36"/>
+        </w:rPr>
+        <w:t xml:space="preserve">&gt;&gt;&gt; cleaned = </w:t>
+      </w:r>
+      <w:proofErr w:type="spellStart"/>
+      <w:r>
+        <w:rPr>
+          <w:sz w:val="36"/>
+          <w:szCs w:val="36"/>
+        </w:rPr>
+        <w:t>db.loc</w:t>
+      </w:r>
+      <w:proofErr w:type="spellEnd"/>
+      <w:r>
+        <w:rPr>
+          <w:sz w:val="36"/>
+          <w:szCs w:val="36"/>
+        </w:rPr>
+        <w:t>[~remove</w:t>
+      </w:r>
+      <w:proofErr w:type="gramStart"/>
+      <w:r>
+        <w:rPr>
+          <w:sz w:val="36"/>
+          <w:szCs w:val="36"/>
+        </w:rPr>
+        <w:t>].copy</w:t>
+      </w:r>
+      <w:proofErr w:type="gramEnd"/>
+      <w:r>
+        <w:rPr>
+          <w:sz w:val="36"/>
+          <w:szCs w:val="36"/>
+        </w:rPr>
+        <w:t>()</w:t>
+      </w:r>
+    </w:p>
+    <w:p>
+      <w:pPr>
+        <w:rPr>
+          <w:sz w:val="36"/>
+          <w:szCs w:val="36"/>
+        </w:rPr>
+      </w:pPr>
+      <w:r>
+        <w:rPr>
+          <w:sz w:val="36"/>
+          <w:szCs w:val="36"/>
+        </w:rPr>
+        <w:lastRenderedPageBreak/>
+        <w:t xml:space="preserve">&gt;&gt;&gt; </w:t>
+      </w:r>
+      <w:proofErr w:type="spellStart"/>
+      <w:r>
+        <w:rPr>
+          <w:sz w:val="36"/>
+          <w:szCs w:val="36"/>
+        </w:rPr>
+        <w:t>rain_rows</w:t>
+      </w:r>
+      <w:proofErr w:type="spellEnd"/>
+      <w:r>
+        <w:rPr>
+          <w:sz w:val="36"/>
+          <w:szCs w:val="36"/>
+        </w:rPr>
+        <w:t xml:space="preserve"> = cleaned[cleaned['</w:t>
+      </w:r>
+      <w:proofErr w:type="spellStart"/>
+      <w:r>
+        <w:rPr>
+          <w:sz w:val="36"/>
+          <w:szCs w:val="36"/>
+        </w:rPr>
+        <w:t>weather_main</w:t>
+      </w:r>
+      <w:proofErr w:type="spellEnd"/>
+      <w:r>
+        <w:rPr>
+          <w:sz w:val="36"/>
+          <w:szCs w:val="36"/>
+        </w:rPr>
+        <w:t>'] == 'Rain']</w:t>
+      </w:r>
+    </w:p>
+    <w:p>
+      <w:pPr>
+        <w:rPr>
+          <w:sz w:val="36"/>
+          <w:szCs w:val="36"/>
+        </w:rPr>
+      </w:pPr>
+      <w:r>
+        <w:rPr>
+          <w:sz w:val="36"/>
+          <w:szCs w:val="36"/>
+        </w:rPr>
+        <w:t xml:space="preserve">&gt;&gt;&gt; </w:t>
+      </w:r>
+      <w:proofErr w:type="spellStart"/>
+      <w:r>
+        <w:rPr>
+          <w:sz w:val="36"/>
+          <w:szCs w:val="36"/>
+        </w:rPr>
+        <w:t>other_rows</w:t>
+      </w:r>
+      <w:proofErr w:type="spellEnd"/>
+      <w:r>
+        <w:rPr>
+          <w:sz w:val="36"/>
+          <w:szCs w:val="36"/>
+        </w:rPr>
+        <w:t xml:space="preserve"> = cleaned[cleaned['</w:t>
+      </w:r>
+      <w:proofErr w:type="spellStart"/>
+      <w:r>
+        <w:rPr>
+          <w:sz w:val="36"/>
+          <w:szCs w:val="36"/>
+        </w:rPr>
+        <w:t>weather_main</w:t>
+      </w:r>
+      <w:proofErr w:type="spellEnd"/>
+      <w:r>
+        <w:rPr>
+          <w:sz w:val="36"/>
+          <w:szCs w:val="36"/>
+        </w:rPr>
+        <w:t>'</w:t>
+      </w:r>
+      <w:proofErr w:type="gramStart"/>
+      <w:r>
+        <w:rPr>
+          <w:sz w:val="36"/>
+          <w:szCs w:val="36"/>
+        </w:rPr>
+        <w:t>] !</w:t>
+      </w:r>
+      <w:proofErr w:type="gramEnd"/>
+      <w:r>
+        <w:rPr>
+          <w:sz w:val="36"/>
+          <w:szCs w:val="36"/>
+        </w:rPr>
+        <w:t>= 'Rain']</w:t>
+      </w:r>
+    </w:p>
+    <w:p>
+      <w:pPr>
+        <w:rPr>
+          <w:sz w:val="36"/>
+          <w:szCs w:val="36"/>
+        </w:rPr>
+      </w:pPr>
+      <w:r>
+        <w:rPr>
+          <w:sz w:val="36"/>
+          <w:szCs w:val="36"/>
+        </w:rPr>
+        <w:t xml:space="preserve">&gt;&gt;&gt; </w:t>
+      </w:r>
+      <w:proofErr w:type="spellStart"/>
+      <w:r>
+        <w:rPr>
+          <w:sz w:val="36"/>
+          <w:szCs w:val="36"/>
+        </w:rPr>
+        <w:t>rain_rows</w:t>
+      </w:r>
+      <w:proofErr w:type="spellEnd"/>
+      <w:r>
+        <w:rPr>
+          <w:sz w:val="36"/>
+          <w:szCs w:val="36"/>
+        </w:rPr>
+        <w:t xml:space="preserve"> = </w:t>
+      </w:r>
+      <w:proofErr w:type="spellStart"/>
+      <w:r>
+        <w:rPr>
+          <w:sz w:val="36"/>
+          <w:szCs w:val="36"/>
+        </w:rPr>
+        <w:t>rain_</w:t>
+      </w:r>
+      <w:proofErr w:type="gramStart"/>
+      <w:r>
+        <w:rPr>
+          <w:sz w:val="36"/>
+          <w:szCs w:val="36"/>
+        </w:rPr>
+        <w:t>rows.drop</w:t>
+      </w:r>
+      <w:proofErr w:type="gramEnd"/>
+      <w:r>
+        <w:rPr>
+          <w:sz w:val="36"/>
+          <w:szCs w:val="36"/>
+        </w:rPr>
+        <w:t>_</w:t>
+      </w:r>
+      <w:proofErr w:type="gramStart"/>
+      <w:r>
+        <w:rPr>
+          <w:sz w:val="36"/>
+          <w:szCs w:val="36"/>
+        </w:rPr>
+        <w:t>duplicates</w:t>
+      </w:r>
+      <w:proofErr w:type="spellEnd"/>
+      <w:r>
+        <w:rPr>
+          <w:sz w:val="36"/>
+          <w:szCs w:val="36"/>
+        </w:rPr>
+        <w:t>(</w:t>
+      </w:r>
+      <w:proofErr w:type="gramEnd"/>
+      <w:r>
+        <w:rPr>
+          <w:sz w:val="36"/>
+          <w:szCs w:val="36"/>
+        </w:rPr>
+        <w:t>subset='</w:t>
+      </w:r>
+      <w:proofErr w:type="spellStart"/>
+      <w:r>
+        <w:rPr>
+          <w:sz w:val="36"/>
+          <w:szCs w:val="36"/>
+        </w:rPr>
+        <w:t>date_time</w:t>
+      </w:r>
+      <w:proofErr w:type="spellEnd"/>
+      <w:r>
+        <w:rPr>
+          <w:sz w:val="36"/>
+          <w:szCs w:val="36"/>
+        </w:rPr>
+        <w:t>', keep='first')</w:t>
+      </w:r>
+    </w:p>
+    <w:p>
+      <w:pPr>
+        <w:rPr>
+          <w:sz w:val="36"/>
+          <w:szCs w:val="36"/>
+        </w:rPr>
+      </w:pPr>
+      <w:r>
+        <w:rPr>
+          <w:sz w:val="36"/>
+          <w:szCs w:val="36"/>
+        </w:rPr>
+        <w:t xml:space="preserve">&gt;&gt;&gt; cleaned = </w:t>
+      </w:r>
+      <w:proofErr w:type="spellStart"/>
+      <w:proofErr w:type="gramStart"/>
+      <w:r>
+        <w:rPr>
+          <w:sz w:val="36"/>
+          <w:szCs w:val="36"/>
+        </w:rPr>
+        <w:t>pd.concat</w:t>
+      </w:r>
+      <w:proofErr w:type="spellEnd"/>
+      <w:proofErr w:type="gramEnd"/>
+      <w:r>
+        <w:rPr>
+          <w:sz w:val="36"/>
+          <w:szCs w:val="36"/>
+        </w:rPr>
+        <w:t>([</w:t>
+      </w:r>
+      <w:proofErr w:type="spellStart"/>
+      <w:r>
+        <w:rPr>
+          <w:sz w:val="36"/>
+          <w:szCs w:val="36"/>
+        </w:rPr>
+        <w:t>rain_rows</w:t>
+      </w:r>
+      <w:proofErr w:type="spellEnd"/>
+      <w:r>
+        <w:rPr>
+          <w:sz w:val="36"/>
+          <w:szCs w:val="36"/>
+        </w:rPr>
+        <w:t xml:space="preserve">, </w:t>
+      </w:r>
+      <w:proofErr w:type="spellStart"/>
+      <w:r>
+        <w:rPr>
+          <w:sz w:val="36"/>
+          <w:szCs w:val="36"/>
+        </w:rPr>
+        <w:t>other_rows</w:t>
+      </w:r>
+      <w:proofErr w:type="spellEnd"/>
+      <w:r>
+        <w:rPr>
+          <w:sz w:val="36"/>
+          <w:szCs w:val="36"/>
+        </w:rPr>
+        <w:t>]</w:t>
+      </w:r>
+      <w:proofErr w:type="gramStart"/>
+      <w:r>
+        <w:rPr>
+          <w:sz w:val="36"/>
+          <w:szCs w:val="36"/>
+        </w:rPr>
+        <w:t>).</w:t>
+      </w:r>
+      <w:proofErr w:type="spellStart"/>
+      <w:r>
+        <w:rPr>
+          <w:sz w:val="36"/>
+          <w:szCs w:val="36"/>
+        </w:rPr>
+        <w:t>sort</w:t>
+      </w:r>
+      <w:proofErr w:type="gramEnd"/>
+      <w:r>
+        <w:rPr>
+          <w:sz w:val="36"/>
+          <w:szCs w:val="36"/>
+        </w:rPr>
+        <w:t>_</w:t>
+      </w:r>
+      <w:proofErr w:type="gramStart"/>
+      <w:r>
+        <w:rPr>
+          <w:sz w:val="36"/>
+          <w:szCs w:val="36"/>
+        </w:rPr>
+        <w:t>index</w:t>
+      </w:r>
+      <w:proofErr w:type="spellEnd"/>
+      <w:r>
+        <w:rPr>
+          <w:sz w:val="36"/>
+          <w:szCs w:val="36"/>
+        </w:rPr>
+        <w:t>(</w:t>
+      </w:r>
+      <w:proofErr w:type="gramEnd"/>
+      <w:r>
+        <w:rPr>
+          <w:sz w:val="36"/>
+          <w:szCs w:val="36"/>
+        </w:rPr>
+        <w:t>)</w:t>
+      </w:r>
+    </w:p>
+    <w:p>
+      <w:pPr>
+        <w:rPr>
+          <w:sz w:val="36"/>
+          <w:szCs w:val="36"/>
+        </w:rPr>
+      </w:pPr>
+    </w:p>
+    <w:p>
+      <w:pPr>
+        <w:rPr>
+          <w:sz w:val="36"/>
+          <w:szCs w:val="36"/>
+        </w:rPr>
+      </w:pPr>
+      <w:r>
+        <w:rPr>
+          <w:sz w:val="36"/>
+          <w:szCs w:val="36"/>
+        </w:rPr>
+        <w:t xml:space="preserve">We then used the same procedure for </w:t>
+      </w:r>
+      <w:proofErr w:type="gramStart"/>
+      <w:r>
+        <w:rPr>
+          <w:sz w:val="36"/>
+          <w:szCs w:val="36"/>
+        </w:rPr>
+        <w:t>thunderstorm</w:t>
+      </w:r>
+      <w:proofErr w:type="gramEnd"/>
+      <w:r>
+        <w:rPr>
+          <w:sz w:val="36"/>
+          <w:szCs w:val="36"/>
+        </w:rPr>
+        <w:t xml:space="preserve"> using the cleaned database instead of the </w:t>
+      </w:r>
+      <w:proofErr w:type="spellStart"/>
+      <w:r>
+        <w:rPr>
+          <w:sz w:val="36"/>
+          <w:szCs w:val="36"/>
+        </w:rPr>
+        <w:t>db</w:t>
+      </w:r>
+      <w:proofErr w:type="spellEnd"/>
+      <w:r>
+        <w:rPr>
+          <w:sz w:val="36"/>
+          <w:szCs w:val="36"/>
+        </w:rPr>
+        <w:t xml:space="preserve"> and then saved our progress.</w:t>
+      </w:r>
+      <w:r>
+        <w:rPr>
+          <w:sz w:val="36"/>
+          <w:szCs w:val="36"/>
+        </w:rPr>
+        <w:t xml:space="preserve"> We did the same for other conditions prioritizing haze/smoke (conditions that are dangerous for driving over others) After these operations we had 212 rows left however we did not clear these as the traffic volume differed in these rows and as </w:t>
+      </w:r>
+      <w:proofErr w:type="gramStart"/>
+      <w:r>
+        <w:rPr>
+          <w:sz w:val="36"/>
+          <w:szCs w:val="36"/>
+        </w:rPr>
+        <w:t>such</w:t>
+      </w:r>
+      <w:proofErr w:type="gramEnd"/>
+      <w:r>
+        <w:rPr>
+          <w:sz w:val="36"/>
+          <w:szCs w:val="36"/>
+        </w:rPr>
+        <w:t xml:space="preserve"> they were not different in label only. </w:t>
       </w:r>
     </w:p>
     <w:sectPr>

--- a/Important Info.docx
+++ b/Important Info.docx
@@ -2382,6 +2382,45 @@
         </w:rPr>
         <w:t xml:space="preserve"> they were not different in label only. </w:t>
       </w:r>
+    </w:p>
+    <w:p>
+      <w:pPr>
+        <w:rPr>
+          <w:sz w:val="36"/>
+          <w:szCs w:val="36"/>
+        </w:rPr>
+      </w:pPr>
+    </w:p>
+    <w:p>
+      <w:pPr>
+        <w:rPr>
+          <w:sz w:val="36"/>
+          <w:szCs w:val="36"/>
+        </w:rPr>
+      </w:pPr>
+      <w:r>
+        <w:rPr>
+          <w:sz w:val="36"/>
+          <w:szCs w:val="36"/>
+        </w:rPr>
+        <w:t>END OF DATA CLEAN</w:t>
+      </w:r>
+    </w:p>
+    <w:p>
+      <w:pPr>
+        <w:rPr>
+          <w:sz w:val="36"/>
+          <w:szCs w:val="36"/>
+        </w:rPr>
+      </w:pPr>
+    </w:p>
+    <w:p>
+      <w:pPr>
+        <w:rPr>
+          <w:sz w:val="36"/>
+          <w:szCs w:val="36"/>
+        </w:rPr>
+      </w:pPr>
     </w:p>
     <w:sectPr>
       <w:pgSz w:w="12240" w:h="15840"/>
